--- a/mythos/content/Codex_Crystalum_Public_Edition_v2.docx
+++ b/mythos/content/Codex_Crystalum_Public_Edition_v2.docx
@@ -4789,6 +4789,586 @@
         <w:spacing w:after="200" w:before="400"/>
       </w:pPr>
       <w:r>
+        <w:t xml:space="preserve">Dream Symbol Layer — Dictionary of Dreams Integration</w:t>
+      </w:r>
+    </w:p>
+    <w:p>
+      <w:pPr>
+        <w:spacing w:after="160"/>
+      </w:pPr>
+      <w:r>
+        <w:rPr>
+          <w:b w:val="false"/>
+          <w:bCs w:val="false"/>
+          <w:i w:val="false"/>
+          <w:iCs w:val="false"/>
+        </w:rPr>
+        <w:t xml:space="preserve">This layer maps dream symbols from The Dictionary of Dreams: Every Meaning Interpreted (Gustavus Hindman Miller, revised 2017) to the nine Codex genealogy positions. It is a Tier V (Vision/interpretive) reading—not claimed as etymological fact, but as symbolic resonance useful for personal reflection and dream interpretation.</w:t>
+      </w:r>
+    </w:p>
+    <w:p>
+      <w:pPr>
+        <w:spacing w:after="160"/>
+      </w:pPr>
+      <w:r>
+        <w:rPr>
+          <w:b w:val="false"/>
+          <w:bCs w:val="false"/>
+          <w:i w:val="false"/>
+          <w:iCs w:val="false"/>
+        </w:rPr>
+        <w:t xml:space="preserve"/>
+      </w:r>
+    </w:p>
+    <w:p>
+      <w:pPr>
+        <w:pStyle w:val="Heading2"/>
+        <w:spacing w:after="150" w:before="300"/>
+      </w:pPr>
+      <w:r>
+        <w:t xml:space="preserve">Purpose</w:t>
+      </w:r>
+    </w:p>
+    <w:p>
+      <w:pPr>
+        <w:spacing w:after="160"/>
+      </w:pPr>
+      <w:r>
+        <w:rPr>
+          <w:b w:val="false"/>
+          <w:bCs w:val="false"/>
+          <w:i w:val="false"/>
+          <w:iCs w:val="false"/>
+        </w:rPr>
+        <w:t xml:space="preserve">A reader of Miller's Dictionary might use this map to reflect on which Codex position a recurring dream traces. The genealogy becomes a toolkit for understanding how one's own dreams navigate the circuit.</w:t>
+      </w:r>
+    </w:p>
+    <w:p>
+      <w:pPr>
+        <w:spacing w:after="160"/>
+      </w:pPr>
+      <w:r>
+        <w:rPr>
+          <w:b w:val="false"/>
+          <w:bCs w:val="false"/>
+          <w:i w:val="false"/>
+          <w:iCs w:val="false"/>
+        </w:rPr>
+        <w:t xml:space="preserve"/>
+      </w:r>
+    </w:p>
+    <w:p>
+      <w:pPr>
+        <w:pStyle w:val="Heading2"/>
+        <w:spacing w:after="150" w:before="300"/>
+      </w:pPr>
+      <w:r>
+        <w:t xml:space="preserve">Turner — Red Dust (Foundation)</w:t>
+      </w:r>
+    </w:p>
+    <w:p>
+      <w:pPr>
+        <w:spacing w:after="160"/>
+      </w:pPr>
+      <w:r>
+        <w:rPr>
+          <w:b w:val="false"/>
+          <w:bCs w:val="false"/>
+          <w:i w:val="false"/>
+          <w:iCs w:val="false"/>
+        </w:rPr>
+        <w:t xml:space="preserve">Dream domains: Ancestry, grounding, earth, dust, excavation, family roots, red colors.</w:t>
+      </w:r>
+    </w:p>
+    <w:p>
+      <w:pPr>
+        <w:spacing w:after="160"/>
+      </w:pPr>
+      <w:r>
+        <w:rPr>
+          <w:b w:val="false"/>
+          <w:bCs w:val="false"/>
+          <w:i/>
+          <w:iCs/>
+        </w:rPr>
+        <w:t xml:space="preserve">Dreams of red dust, excavating the past, ancestral faces, or foundations map to Turner as the etymological root—the dust-level ground from which all flows originate.</w:t>
+      </w:r>
+    </w:p>
+    <w:p>
+      <w:pPr>
+        <w:spacing w:after="160"/>
+      </w:pPr>
+      <w:r>
+        <w:rPr>
+          <w:b w:val="false"/>
+          <w:bCs w:val="false"/>
+          <w:i w:val="false"/>
+          <w:iCs w:val="false"/>
+        </w:rPr>
+        <w:t xml:space="preserve"/>
+      </w:r>
+    </w:p>
+    <w:p>
+      <w:pPr>
+        <w:pStyle w:val="Heading2"/>
+        <w:spacing w:after="150" w:before="300"/>
+      </w:pPr>
+      <w:r>
+        <w:t xml:space="preserve">Arena — Confrontation (Witness, Theater)</w:t>
+      </w:r>
+    </w:p>
+    <w:p>
+      <w:pPr>
+        <w:spacing w:after="160"/>
+      </w:pPr>
+      <w:r>
+        <w:rPr>
+          <w:b w:val="false"/>
+          <w:bCs w:val="false"/>
+          <w:i w:val="false"/>
+          <w:iCs w:val="false"/>
+        </w:rPr>
+        <w:t xml:space="preserve">Dream domains: Contests, arenas, battles, public judgment, performance, being watched.</w:t>
+      </w:r>
+    </w:p>
+    <w:p>
+      <w:pPr>
+        <w:spacing w:after="160"/>
+      </w:pPr>
+      <w:r>
+        <w:rPr>
+          <w:b w:val="false"/>
+          <w:bCs w:val="false"/>
+          <w:i/>
+          <w:iCs/>
+        </w:rPr>
+        <w:t xml:space="preserve">Dreams of fighting, performing, or being judged before a crowd map to Arena as the place where lineage meets scrutiny and enters the public record.</w:t>
+      </w:r>
+    </w:p>
+    <w:p>
+      <w:pPr>
+        <w:spacing w:after="160"/>
+      </w:pPr>
+      <w:r>
+        <w:rPr>
+          <w:b w:val="false"/>
+          <w:bCs w:val="false"/>
+          <w:i w:val="false"/>
+          <w:iCs w:val="false"/>
+        </w:rPr>
+        <w:t xml:space="preserve"/>
+      </w:r>
+    </w:p>
+    <w:p>
+      <w:pPr>
+        <w:pStyle w:val="Heading2"/>
+        <w:spacing w:after="150" w:before="300"/>
+      </w:pPr>
+      <w:r>
+        <w:t xml:space="preserve">Barbelo — First Thought (Awakening, Light)</w:t>
+      </w:r>
+    </w:p>
+    <w:p>
+      <w:pPr>
+        <w:spacing w:after="160"/>
+      </w:pPr>
+      <w:r>
+        <w:rPr>
+          <w:b w:val="false"/>
+          <w:bCs w:val="false"/>
+          <w:i w:val="false"/>
+          <w:iCs w:val="false"/>
+        </w:rPr>
+        <w:t xml:space="preserve">Dream domains: Awakening, emergence, divine light, birth, consciousness arising, mirrors, thresholds.</w:t>
+      </w:r>
+    </w:p>
+    <w:p>
+      <w:pPr>
+        <w:spacing w:after="160"/>
+      </w:pPr>
+      <w:r>
+        <w:rPr>
+          <w:b w:val="false"/>
+          <w:bCs w:val="false"/>
+          <w:i/>
+          <w:iCs/>
+        </w:rPr>
+        <w:t xml:space="preserve">Dreams of dawn, spiritual illumination, birth, or sudden self-reflection map to Barbelo as the moment consciousness becomes aware of itself.</w:t>
+      </w:r>
+    </w:p>
+    <w:p>
+      <w:pPr>
+        <w:spacing w:after="160"/>
+      </w:pPr>
+      <w:r>
+        <w:rPr>
+          <w:b w:val="false"/>
+          <w:bCs w:val="false"/>
+          <w:i w:val="false"/>
+          <w:iCs w:val="false"/>
+        </w:rPr>
+        <w:t xml:space="preserve"/>
+      </w:r>
+    </w:p>
+    <w:p>
+      <w:pPr>
+        <w:pStyle w:val="Heading2"/>
+        <w:spacing w:after="150" w:before="300"/>
+      </w:pPr>
+      <w:r>
+        <w:t xml:space="preserve">Sophia — Wisdom (Knowledge, Error)</w:t>
+      </w:r>
+    </w:p>
+    <w:p>
+      <w:pPr>
+        <w:spacing w:after="160"/>
+      </w:pPr>
+      <w:r>
+        <w:rPr>
+          <w:b w:val="false"/>
+          <w:bCs w:val="false"/>
+          <w:i w:val="false"/>
+          <w:iCs w:val="false"/>
+        </w:rPr>
+        <w:t xml:space="preserve">Dream domains: Teachers, libraries, knowledge-seeking, clarity, confusion, falling, mistakes.</w:t>
+      </w:r>
+    </w:p>
+    <w:p>
+      <w:pPr>
+        <w:spacing w:after="160"/>
+      </w:pPr>
+      <w:r>
+        <w:rPr>
+          <w:b w:val="false"/>
+          <w:bCs w:val="false"/>
+          <w:i/>
+          <w:iCs/>
+        </w:rPr>
+        <w:t xml:space="preserve">Dreams of teachers, books, illumination followed by bewilderment map to Sophia's dual nature—the source of knowing and the source of the flaw.</w:t>
+      </w:r>
+    </w:p>
+    <w:p>
+      <w:pPr>
+        <w:spacing w:after="160"/>
+      </w:pPr>
+      <w:r>
+        <w:rPr>
+          <w:b w:val="false"/>
+          <w:bCs w:val="false"/>
+          <w:i w:val="false"/>
+          <w:iCs w:val="false"/>
+        </w:rPr>
+        <w:t xml:space="preserve"/>
+      </w:r>
+    </w:p>
+    <w:p>
+      <w:pPr>
+        <w:pStyle w:val="Heading2"/>
+        <w:spacing w:after="150" w:before="300"/>
+      </w:pPr>
+      <w:r>
+        <w:t xml:space="preserve">Kristos — The Anointed (Transformation, Redemption)</w:t>
+      </w:r>
+    </w:p>
+    <w:p>
+      <w:pPr>
+        <w:spacing w:after="160"/>
+      </w:pPr>
+      <w:r>
+        <w:rPr>
+          <w:b w:val="false"/>
+          <w:bCs w:val="false"/>
+          <w:i w:val="false"/>
+          <w:iCs w:val="false"/>
+        </w:rPr>
+        <w:t xml:space="preserve">Dream domains: Anointing, being chosen, healing, light, crowns, sacred marks, rising again.</w:t>
+      </w:r>
+    </w:p>
+    <w:p>
+      <w:pPr>
+        <w:spacing w:after="160"/>
+      </w:pPr>
+      <w:r>
+        <w:rPr>
+          <w:b w:val="false"/>
+          <w:bCs w:val="false"/>
+          <w:i/>
+          <w:iCs/>
+        </w:rPr>
+        <w:t xml:space="preserve">Dreams of being marked or chosen, light breaking through darkness, wounds healing, and resurrection map to Kristos as the redemptive turn.</w:t>
+      </w:r>
+    </w:p>
+    <w:p>
+      <w:pPr>
+        <w:spacing w:after="160"/>
+      </w:pPr>
+      <w:r>
+        <w:rPr>
+          <w:b w:val="false"/>
+          <w:bCs w:val="false"/>
+          <w:i w:val="false"/>
+          <w:iCs w:val="false"/>
+        </w:rPr>
+        <w:t xml:space="preserve"/>
+      </w:r>
+    </w:p>
+    <w:p>
+      <w:pPr>
+        <w:pStyle w:val="Heading2"/>
+        <w:spacing w:after="150" w:before="300"/>
+      </w:pPr>
+      <w:r>
+        <w:t xml:space="preserve">Yaldabaoth — The Demiurge (Chaos, Blindness)</w:t>
+      </w:r>
+    </w:p>
+    <w:p>
+      <w:pPr>
+        <w:spacing w:after="160"/>
+      </w:pPr>
+      <w:r>
+        <w:rPr>
+          <w:b w:val="false"/>
+          <w:bCs w:val="false"/>
+          <w:i w:val="false"/>
+          <w:iCs w:val="false"/>
+        </w:rPr>
+        <w:t xml:space="preserve">Dream domains: Chaos, confusion, blindness, prisons, fire, false authority, shadows, arrogance.</w:t>
+      </w:r>
+    </w:p>
+    <w:p>
+      <w:pPr>
+        <w:spacing w:after="160"/>
+      </w:pPr>
+      <w:r>
+        <w:rPr>
+          <w:b w:val="false"/>
+          <w:bCs w:val="false"/>
+          <w:i/>
+          <w:iCs/>
+        </w:rPr>
+        <w:t xml:space="preserve">Dreams of entrapment, confusion, facing blind authority that burns with rage, or being trapped in false certainty map to Yaldabaoth as the flaw in creation itself.</w:t>
+      </w:r>
+    </w:p>
+    <w:p>
+      <w:pPr>
+        <w:spacing w:after="160"/>
+      </w:pPr>
+      <w:r>
+        <w:rPr>
+          <w:b w:val="false"/>
+          <w:bCs w:val="false"/>
+          <w:i w:val="false"/>
+          <w:iCs w:val="false"/>
+        </w:rPr>
+        <w:t xml:space="preserve"/>
+      </w:r>
+    </w:p>
+    <w:p>
+      <w:pPr>
+        <w:pStyle w:val="Heading2"/>
+        <w:spacing w:after="150" w:before="300"/>
+      </w:pPr>
+      <w:r>
+        <w:t xml:space="preserve">Seeker — The Navigator (Quest, Journey)</w:t>
+      </w:r>
+    </w:p>
+    <w:p>
+      <w:pPr>
+        <w:spacing w:after="160"/>
+      </w:pPr>
+      <w:r>
+        <w:rPr>
+          <w:b w:val="false"/>
+          <w:bCs w:val="false"/>
+          <w:i w:val="false"/>
+          <w:iCs w:val="false"/>
+        </w:rPr>
+        <w:t xml:space="preserve">Dream domains: Journeys, paths, maps, guides, being lost and found, quests, obstacles.</w:t>
+      </w:r>
+    </w:p>
+    <w:p>
+      <w:pPr>
+        <w:spacing w:after="160"/>
+      </w:pPr>
+      <w:r>
+        <w:rPr>
+          <w:b w:val="false"/>
+          <w:bCs w:val="false"/>
+          <w:i/>
+          <w:iCs/>
+        </w:rPr>
+        <w:t xml:space="preserve">Dreams of journeys, maps, guides, and navigating obstacles map to Seeker as the one in motion through the circuit—learning to read the starlines.</w:t>
+      </w:r>
+    </w:p>
+    <w:p>
+      <w:pPr>
+        <w:spacing w:after="160"/>
+      </w:pPr>
+      <w:r>
+        <w:rPr>
+          <w:b w:val="false"/>
+          <w:bCs w:val="false"/>
+          <w:i w:val="false"/>
+          <w:iCs w:val="false"/>
+        </w:rPr>
+        <w:t xml:space="preserve"/>
+      </w:r>
+    </w:p>
+    <w:p>
+      <w:pPr>
+        <w:pStyle w:val="Heading2"/>
+        <w:spacing w:after="150" w:before="300"/>
+      </w:pPr>
+      <w:r>
+        <w:t xml:space="preserve">Road — The Path (Direction, Destiny, Flow)</w:t>
+      </w:r>
+    </w:p>
+    <w:p>
+      <w:pPr>
+        <w:spacing w:after="160"/>
+      </w:pPr>
+      <w:r>
+        <w:rPr>
+          <w:b w:val="false"/>
+          <w:bCs w:val="false"/>
+          <w:i w:val="false"/>
+          <w:iCs w:val="false"/>
+        </w:rPr>
+        <w:t xml:space="preserve">Dream domains: Roads, crossroads, bridges, gates, choices, forward/backward, arrival, thresholds.</w:t>
+      </w:r>
+    </w:p>
+    <w:p>
+      <w:pPr>
+        <w:spacing w:after="160"/>
+      </w:pPr>
+      <w:r>
+        <w:rPr>
+          <w:b w:val="false"/>
+          <w:bCs w:val="false"/>
+          <w:i/>
+          <w:iCs/>
+        </w:rPr>
+        <w:t xml:space="preserve">Dreams of roads, crossroads, bridges, and destinations map to Road as the manifest path—where the symbolic circuit becomes lived movement.</w:t>
+      </w:r>
+    </w:p>
+    <w:p>
+      <w:pPr>
+        <w:spacing w:after="160"/>
+      </w:pPr>
+      <w:r>
+        <w:rPr>
+          <w:b w:val="false"/>
+          <w:bCs w:val="false"/>
+          <w:i w:val="false"/>
+          <w:iCs w:val="false"/>
+        </w:rPr>
+        <w:t xml:space="preserve"/>
+      </w:r>
+    </w:p>
+    <w:p>
+      <w:pPr>
+        <w:pStyle w:val="Heading2"/>
+        <w:spacing w:after="150" w:before="300"/>
+      </w:pPr>
+      <w:r>
+        <w:t xml:space="preserve">Using This Layer</w:t>
+      </w:r>
+    </w:p>
+    <w:p>
+      <w:pPr>
+        <w:spacing w:after="160"/>
+      </w:pPr>
+      <w:r>
+        <w:rPr>
+          <w:b w:val="false"/>
+          <w:bCs w:val="false"/>
+          <w:i w:val="false"/>
+          <w:iCs w:val="false"/>
+        </w:rPr>
+        <w:t xml:space="preserve">This is not interpretation imposed from above. It is a map for personal exploration. A reader is invited to:</w:t>
+      </w:r>
+    </w:p>
+    <w:p>
+      <w:pPr>
+        <w:spacing w:after="160"/>
+      </w:pPr>
+      <w:r>
+        <w:rPr>
+          <w:b w:val="false"/>
+          <w:bCs w:val="false"/>
+          <w:i w:val="false"/>
+          <w:iCs w:val="false"/>
+        </w:rPr>
+        <w:t xml:space="preserve">• Reflect on which position a recurring dream might trace</w:t>
+      </w:r>
+    </w:p>
+    <w:p>
+      <w:pPr>
+        <w:spacing w:after="160"/>
+      </w:pPr>
+      <w:r>
+        <w:rPr>
+          <w:b w:val="false"/>
+          <w:bCs w:val="false"/>
+          <w:i w:val="false"/>
+          <w:iCs w:val="false"/>
+        </w:rPr>
+        <w:t xml:space="preserve">• Explore how their own dreams navigate the circuit</w:t>
+      </w:r>
+    </w:p>
+    <w:p>
+      <w:pPr>
+        <w:spacing w:after="160"/>
+      </w:pPr>
+      <w:r>
+        <w:rPr>
+          <w:b w:val="false"/>
+          <w:bCs w:val="false"/>
+          <w:i w:val="false"/>
+          <w:iCs w:val="false"/>
+        </w:rPr>
+        <w:t xml:space="preserve">• Use the Codex as a personal dream-interpretation toolkit</w:t>
+      </w:r>
+    </w:p>
+    <w:p>
+      <w:pPr>
+        <w:spacing w:after="160"/>
+      </w:pPr>
+      <w:r>
+        <w:rPr>
+          <w:b w:val="false"/>
+          <w:bCs w:val="false"/>
+          <w:i w:val="false"/>
+          <w:iCs w:val="false"/>
+        </w:rPr>
+        <w:t xml:space="preserve"/>
+      </w:r>
+    </w:p>
+    <w:p>
+      <w:pPr>
+        <w:spacing w:after="160"/>
+      </w:pPr>
+      <w:r>
+        <w:rPr>
+          <w:b w:val="false"/>
+          <w:bCs w:val="false"/>
+          <w:i/>
+          <w:iCs/>
+        </w:rPr>
+        <w:t xml:space="preserve">The Dictionary of Dreams (Miller, 1901, revised 2017) offers over 15,000 dream symbols. This layer connects that vast archive to the Codex genealogy, creating a bridge between objective dream reference and personal symbolic meaning.</w:t>
+      </w:r>
+    </w:p>
+    <w:p>
+      <w:r>
+        <w:br w:type="page"/>
+      </w:r>
+    </w:p>
+    <w:p>
+      <w:pPr>
+        <w:pStyle w:val="Heading1"/>
+        <w:spacing w:after="200" w:before="400"/>
+      </w:pPr>
+      <w:r>
         <w:t xml:space="preserve">A Note on Privacy</w:t>
       </w:r>
     </w:p>

--- a/mythos/content/Codex_Crystalum_Public_Edition_v2.docx
+++ b/mythos/content/Codex_Crystalum_Public_Edition_v2.docx
@@ -5369,6 +5369,484 @@
         <w:spacing w:after="200" w:before="400"/>
       </w:pPr>
       <w:r>
+        <w:t xml:space="preserve">Celestial Cartography Layer — Astronomical &amp; Spatial Integration</w:t>
+      </w:r>
+    </w:p>
+    <w:p>
+      <w:pPr>
+        <w:spacing w:after="160"/>
+      </w:pPr>
+      <w:r>
+        <w:rPr>
+          <w:b w:val="false"/>
+          <w:bCs w:val="false"/>
+          <w:i w:val="false"/>
+          <w:iCs w:val="false"/>
+        </w:rPr>
+        <w:t xml:space="preserve">The Codex Crystalum genealogy can also be read as a map of celestial space and cosmic order, tracing how the nine positions correspond to astronomical bodies, navigation systems, and the geometry of the cosmos. This layer is classified as Tier V (Vision/interpretive) — symbolic resonance with verifiable astronomical facts, but not astronomical doctrine.</w:t>
+      </w:r>
+    </w:p>
+    <w:p>
+      <w:pPr>
+        <w:spacing w:after="160"/>
+      </w:pPr>
+      <w:r>
+        <w:rPr>
+          <w:b w:val="false"/>
+          <w:bCs w:val="false"/>
+          <w:i w:val="false"/>
+          <w:iCs w:val="false"/>
+        </w:rPr>
+        <w:t xml:space="preserve">As you observe the night sky, work with maps and navigation, or contemplate your place in the cosmos, you may find that celestial phenomena and spatial relationships illuminate which genealogical positions are active in your understanding. This is an invitation to see the Codex written in the stars.</w:t>
+      </w:r>
+    </w:p>
+    <w:p>
+      <w:pPr>
+        <w:pStyle w:val="Heading2"/>
+        <w:spacing w:after="150" w:before="300"/>
+      </w:pPr>
+      <w:r>
+        <w:t xml:space="preserve">TURNER — Red Dust &amp; Foundation Stars</w:t>
+      </w:r>
+    </w:p>
+    <w:p>
+      <w:pPr>
+        <w:spacing w:after="160"/>
+      </w:pPr>
+      <w:r>
+        <w:rPr>
+          <w:b w:val="false"/>
+          <w:bCs w:val="false"/>
+          <w:i/>
+          <w:iCs/>
+        </w:rPr>
+        <w:t xml:space="preserve">Celestial domains: Terrestrial realm, bedrock stars, deep sky markers, mineral geometry, planetary foundations.</w:t>
+      </w:r>
+    </w:p>
+    <w:p>
+      <w:pPr>
+        <w:spacing w:after="160"/>
+      </w:pPr>
+      <w:r>
+        <w:rPr>
+          <w:b w:val="false"/>
+          <w:bCs w:val="false"/>
+          <w:i w:val="false"/>
+          <w:iCs w:val="false"/>
+        </w:rPr>
+        <w:t xml:space="preserve">Key symbols: Polaris-alternate, south celestial pole, Betelgeuse and Antares (red stars), Mars, mineral lattices, gravity wells, the coordinates of Earth.</w:t>
+      </w:r>
+    </w:p>
+    <w:p>
+      <w:pPr>
+        <w:spacing w:after="160"/>
+      </w:pPr>
+      <w:r>
+        <w:rPr>
+          <w:b w:val="false"/>
+          <w:bCs w:val="false"/>
+          <w:i w:val="false"/>
+          <w:iCs w:val="false"/>
+        </w:rPr>
+        <w:t xml:space="preserve">When you observe deep sky objects, trace mineralogical patterns, or navigate by deep-sky markers, Turner as the grounded foundation layer may be emerging in your cosmic awareness.</w:t>
+      </w:r>
+    </w:p>
+    <w:p>
+      <w:pPr>
+        <w:pStyle w:val="Heading2"/>
+        <w:spacing w:after="150" w:before="300"/>
+      </w:pPr>
+      <w:r>
+        <w:t xml:space="preserve">ARENA — Zodiac &amp; The Ecliptic Theater</w:t>
+      </w:r>
+    </w:p>
+    <w:p>
+      <w:pPr>
+        <w:spacing w:after="160"/>
+      </w:pPr>
+      <w:r>
+        <w:rPr>
+          <w:b w:val="false"/>
+          <w:bCs w:val="false"/>
+          <w:i/>
+          <w:iCs/>
+        </w:rPr>
+        <w:t xml:space="preserve">Celestial domains: Ecliptic plane, zodiac constellations, visible stellar contests, lunar nodes, planetary oppositions, the public sky.</w:t>
+      </w:r>
+    </w:p>
+    <w:p>
+      <w:pPr>
+        <w:spacing w:after="160"/>
+      </w:pPr>
+      <w:r>
+        <w:rPr>
+          <w:b w:val="false"/>
+          <w:bCs w:val="false"/>
+          <w:i w:val="false"/>
+          <w:iCs w:val="false"/>
+        </w:rPr>
+        <w:t xml:space="preserve">Key symbols: Zodiac wheel, ecliptic path, lunar nodes, Mars in opposition, Venus retrograde, visible stellar clusters, the celestial equator.</w:t>
+      </w:r>
+    </w:p>
+    <w:p>
+      <w:pPr>
+        <w:spacing w:after="160"/>
+      </w:pPr>
+      <w:r>
+        <w:rPr>
+          <w:b w:val="false"/>
+          <w:bCs w:val="false"/>
+          <w:i w:val="false"/>
+          <w:iCs w:val="false"/>
+        </w:rPr>
+        <w:t xml:space="preserve">Dreams of planets in opposition, eclipses, or standing under constellations trace the Arena position where celestial bodies meet in public witness.</w:t>
+      </w:r>
+    </w:p>
+    <w:p>
+      <w:pPr>
+        <w:pStyle w:val="Heading2"/>
+        <w:spacing w:after="150" w:before="300"/>
+      </w:pPr>
+      <w:r>
+        <w:t xml:space="preserve">BARBELO — First Light &amp; Aurora</w:t>
+      </w:r>
+    </w:p>
+    <w:p>
+      <w:pPr>
+        <w:spacing w:after="160"/>
+      </w:pPr>
+      <w:r>
+        <w:rPr>
+          <w:b w:val="false"/>
+          <w:bCs w:val="false"/>
+          <w:i/>
+          <w:iCs/>
+        </w:rPr>
+        <w:t xml:space="preserve">Celestial domains: Dawn light, first star appearance, aurora, stellar ignition, photon consciousness, the luminous threshold.</w:t>
+      </w:r>
+    </w:p>
+    <w:p>
+      <w:pPr>
+        <w:spacing w:after="160"/>
+      </w:pPr>
+      <w:r>
+        <w:rPr>
+          <w:b w:val="false"/>
+          <w:bCs w:val="false"/>
+          <w:i w:val="false"/>
+          <w:iCs w:val="false"/>
+        </w:rPr>
+        <w:t xml:space="preserve">Key symbols: First photon of sunrise, Venus as Phosphoros (evening star), protostar ignition, aurora borealis, luminescence breaking through cosmic dust.</w:t>
+      </w:r>
+    </w:p>
+    <w:p>
+      <w:pPr>
+        <w:spacing w:after="160"/>
+      </w:pPr>
+      <w:r>
+        <w:rPr>
+          <w:b w:val="false"/>
+          <w:bCs w:val="false"/>
+          <w:i w:val="false"/>
+          <w:iCs w:val="false"/>
+        </w:rPr>
+        <w:t xml:space="preserve">Observations of dawn, first stars, or the moment light breaks through darkness trace Barbelo where cosmic consciousness becomes aware of itself.</w:t>
+      </w:r>
+    </w:p>
+    <w:p>
+      <w:pPr>
+        <w:pStyle w:val="Heading2"/>
+        <w:spacing w:after="150" w:before="300"/>
+      </w:pPr>
+      <w:r>
+        <w:t xml:space="preserve">SOPHIA — Astronomical Knowledge &amp; Celestial Error</w:t>
+      </w:r>
+    </w:p>
+    <w:p>
+      <w:pPr>
+        <w:spacing w:after="160"/>
+      </w:pPr>
+      <w:r>
+        <w:rPr>
+          <w:b w:val="false"/>
+          <w:bCs w:val="false"/>
+          <w:i/>
+          <w:iCs/>
+        </w:rPr>
+        <w:t xml:space="preserve">Celestial domains: Star catalogs, ephemerides, astronomical tables, precession, dark matter, the knowledge and miscalculation of the heavens.</w:t>
+      </w:r>
+    </w:p>
+    <w:p>
+      <w:pPr>
+        <w:spacing w:after="160"/>
+      </w:pPr>
+      <w:r>
+        <w:rPr>
+          <w:b w:val="false"/>
+          <w:bCs w:val="false"/>
+          <w:i w:val="false"/>
+          <w:iCs w:val="false"/>
+        </w:rPr>
+        <w:t xml:space="preserve">Key symbols: Hipparchus and Ptolemy's catalogs, astronomical tables, precession wobble, aberration of light, dark matter, the invisible knowledge.</w:t>
+      </w:r>
+    </w:p>
+    <w:p>
+      <w:pPr>
+        <w:spacing w:after="160"/>
+      </w:pPr>
+      <w:r>
+        <w:rPr>
+          <w:b w:val="false"/>
+          <w:bCs w:val="false"/>
+          <w:i w:val="false"/>
+          <w:iCs w:val="false"/>
+        </w:rPr>
+        <w:t xml:space="preserve">When celestial calculations prove slightly off, when ancient star positions have drifted, or when the cosmos reveals invisible forces, Sophia's dual nature—wisdom and error—becomes visible.</w:t>
+      </w:r>
+    </w:p>
+    <w:p>
+      <w:pPr>
+        <w:pStyle w:val="Heading2"/>
+        <w:spacing w:after="150" w:before="300"/>
+      </w:pPr>
+      <w:r>
+        <w:t xml:space="preserve">KRISTOS — Stellar Transformation &amp; Redemptive Light</w:t>
+      </w:r>
+    </w:p>
+    <w:p>
+      <w:pPr>
+        <w:spacing w:after="160"/>
+      </w:pPr>
+      <w:r>
+        <w:rPr>
+          <w:b w:val="false"/>
+          <w:bCs w:val="false"/>
+          <w:i/>
+          <w:iCs/>
+        </w:rPr>
+        <w:t xml:space="preserve">Celestial domains: Nova and supernova, stellar transformation, red giants, white dwarfs, pulsars, second lights, resurrection of stars.</w:t>
+      </w:r>
+    </w:p>
+    <w:p>
+      <w:pPr>
+        <w:spacing w:after="160"/>
+      </w:pPr>
+      <w:r>
+        <w:rPr>
+          <w:b w:val="false"/>
+          <w:bCs w:val="false"/>
+          <w:i w:val="false"/>
+          <w:iCs w:val="false"/>
+        </w:rPr>
+        <w:t xml:space="preserve">Key symbols: Nova suddenly brightening, supernova explosion, red giant expansion, white dwarf condensation, pulsar re-activation, the mythic second sun.</w:t>
+      </w:r>
+    </w:p>
+    <w:p>
+      <w:pPr>
+        <w:spacing w:after="160"/>
+      </w:pPr>
+      <w:r>
+        <w:rPr>
+          <w:b w:val="false"/>
+          <w:bCs w:val="false"/>
+          <w:i w:val="false"/>
+          <w:iCs w:val="false"/>
+        </w:rPr>
+        <w:t xml:space="preserve">Observations of stellar transformation, sudden brightness, or a star's new life trace Kristos where redemptive light breaks through the cosmic veil.</w:t>
+      </w:r>
+    </w:p>
+    <w:p>
+      <w:pPr>
+        <w:pStyle w:val="Heading2"/>
+        <w:spacing w:after="150" w:before="300"/>
+      </w:pPr>
+      <w:r>
+        <w:t xml:space="preserve">YALDABAOTH — Black Holes &amp; Blind Gravity</w:t>
+      </w:r>
+    </w:p>
+    <w:p>
+      <w:pPr>
+        <w:spacing w:after="160"/>
+      </w:pPr>
+      <w:r>
+        <w:rPr>
+          <w:b w:val="false"/>
+          <w:bCs w:val="false"/>
+          <w:i/>
+          <w:iCs/>
+        </w:rPr>
+        <w:t xml:space="preserve">Celestial domains: Chaos, cosmic blindness, black holes, event horizons, dark dominion, gravitational imprisonment, false cosmic creation.</w:t>
+      </w:r>
+    </w:p>
+    <w:p>
+      <w:pPr>
+        <w:spacing w:after="160"/>
+      </w:pPr>
+      <w:r>
+        <w:rPr>
+          <w:b w:val="false"/>
+          <w:bCs w:val="false"/>
+          <w:i w:val="false"/>
+          <w:iCs w:val="false"/>
+        </w:rPr>
+        <w:t xml:space="preserve">Key symbols: Black hole singularity, event horizon, dark matter, cosmic microwave background, gravitational lensing, the invisible dominator.</w:t>
+      </w:r>
+    </w:p>
+    <w:p>
+      <w:pPr>
+        <w:spacing w:after="160"/>
+      </w:pPr>
+      <w:r>
+        <w:rPr>
+          <w:b w:val="false"/>
+          <w:bCs w:val="false"/>
+          <w:i w:val="false"/>
+          <w:iCs w:val="false"/>
+        </w:rPr>
+        <w:t xml:space="preserve">When gravity bends reality itself, when light cannot escape, or when invisible forces shape the cosmos without awareness, Yaldabaoth's blindness becomes manifest.</w:t>
+      </w:r>
+    </w:p>
+    <w:p>
+      <w:pPr>
+        <w:pStyle w:val="Heading2"/>
+        <w:spacing w:after="150" w:before="300"/>
+      </w:pPr>
+      <w:r>
+        <w:t xml:space="preserve">SEEKER — Stellar Navigation &amp; Celestial Routes</w:t>
+      </w:r>
+    </w:p>
+    <w:p>
+      <w:pPr>
+        <w:spacing w:after="160"/>
+      </w:pPr>
+      <w:r>
+        <w:rPr>
+          <w:b w:val="false"/>
+          <w:bCs w:val="false"/>
+          <w:i/>
+          <w:iCs/>
+        </w:rPr>
+        <w:t xml:space="preserve">Celestial domains: Navigation by stars, celestial coordinates, proper motion, parallax, stellar trails, the paths between constellations.</w:t>
+      </w:r>
+    </w:p>
+    <w:p>
+      <w:pPr>
+        <w:spacing w:after="160"/>
+      </w:pPr>
+      <w:r>
+        <w:rPr>
+          <w:b w:val="false"/>
+          <w:bCs w:val="false"/>
+          <w:i w:val="false"/>
+          <w:iCs w:val="false"/>
+        </w:rPr>
+        <w:t xml:space="preserve">Key symbols: Polaris for northern navigation, Sirius, Southern Cross, right ascension and declination, stellar proper motion, constellation trails.</w:t>
+      </w:r>
+    </w:p>
+    <w:p>
+      <w:pPr>
+        <w:spacing w:after="160"/>
+      </w:pPr>
+      <w:r>
+        <w:rPr>
+          <w:b w:val="false"/>
+          <w:bCs w:val="false"/>
+          <w:i w:val="false"/>
+          <w:iCs w:val="false"/>
+        </w:rPr>
+        <w:t xml:space="preserve">When navigating by stars, plotting celestial coordinates, or tracing the paths of planets, the Seeker layer where you read the starlines becomes active.</w:t>
+      </w:r>
+    </w:p>
+    <w:p>
+      <w:pPr>
+        <w:pStyle w:val="Heading2"/>
+        <w:spacing w:after="150" w:before="300"/>
+      </w:pPr>
+      <w:r>
+        <w:t xml:space="preserve">ROAD — Orbital Paths &amp; Celestial Destiny</w:t>
+      </w:r>
+    </w:p>
+    <w:p>
+      <w:pPr>
+        <w:spacing w:after="160"/>
+      </w:pPr>
+      <w:r>
+        <w:rPr>
+          <w:b w:val="false"/>
+          <w:bCs w:val="false"/>
+          <w:i/>
+          <w:iCs/>
+        </w:rPr>
+        <w:t xml:space="preserve">Celestial domains: Orbits, trajectories, ecliptic paths, comet trails, gravity wells, retrograde motion, aphelion and perihelion.</w:t>
+      </w:r>
+    </w:p>
+    <w:p>
+      <w:pPr>
+        <w:spacing w:after="160"/>
+      </w:pPr>
+      <w:r>
+        <w:rPr>
+          <w:b w:val="false"/>
+          <w:bCs w:val="false"/>
+          <w:i w:val="false"/>
+          <w:iCs w:val="false"/>
+        </w:rPr>
+        <w:t xml:space="preserve">Key symbols: Orbital mechanics, ecliptic trajectory, comet path, curved spacetime, retrograde loops, the farthest and nearest points of orbit.</w:t>
+      </w:r>
+    </w:p>
+    <w:p>
+      <w:pPr>
+        <w:spacing w:after="160"/>
+      </w:pPr>
+      <w:r>
+        <w:rPr>
+          <w:b w:val="false"/>
+          <w:bCs w:val="false"/>
+          <w:i w:val="false"/>
+          <w:iCs w:val="false"/>
+        </w:rPr>
+        <w:t xml:space="preserve">When observing orbital mechanics, tracing a comet's path, or understanding planetary motion, the Road layer where destiny is traced by gravity becomes visible.</w:t>
+      </w:r>
+    </w:p>
+    <w:p>
+      <w:pPr>
+        <w:spacing w:after="160"/>
+      </w:pPr>
+      <w:r>
+        <w:rPr>
+          <w:b w:val="false"/>
+          <w:bCs w:val="false"/>
+          <w:i w:val="false"/>
+          <w:iCs w:val="false"/>
+        </w:rPr>
+        <w:t xml:space="preserve"/>
+      </w:r>
+    </w:p>
+    <w:p>
+      <w:pPr>
+        <w:spacing w:after="160"/>
+      </w:pPr>
+      <w:r>
+        <w:rPr>
+          <w:b w:val="false"/>
+          <w:bCs w:val="false"/>
+          <w:i/>
+          <w:iCs/>
+        </w:rPr>
+        <w:t xml:space="preserve">This cartographic layer is not doctrine but invitation. Use it to explore how celestial observation and spatial understanding illuminate your own place in the Codex circuit.</w:t>
+      </w:r>
+    </w:p>
+    <w:p>
+      <w:r>
+        <w:br w:type="page"/>
+      </w:r>
+    </w:p>
+    <w:p>
+      <w:pPr>
+        <w:pStyle w:val="Heading1"/>
+        <w:spacing w:after="200" w:before="400"/>
+      </w:pPr>
+      <w:r>
         <w:t xml:space="preserve">A Note on Privacy</w:t>
       </w:r>
     </w:p>
